--- a/EJERCICIOS DE LOS ALUMNOS/MAURICIO/REPASOS FINALES Ejercicios/PythonRepaso/Ejercicios Sin IA by Mauri.docx
+++ b/EJERCICIOS DE LOS ALUMNOS/MAURICIO/REPASOS FINALES Ejercicios/PythonRepaso/Ejercicios Sin IA by Mauri.docx
@@ -1341,6 +1341,7 @@
       </w:pPr>
       <w:r>
         <w:rPr>
+          <w:noProof/>
           <w:lang w:val="es-ES"/>
         </w:rPr>
         <w:lastRenderedPageBreak/>
@@ -1389,6 +1390,7 @@
       </w:pPr>
       <w:r>
         <w:rPr>
+          <w:noProof/>
           <w:lang w:val="es-ES"/>
         </w:rPr>
         <w:lastRenderedPageBreak/>
@@ -1465,6 +1467,13 @@
     </w:p>
     <w:p>
       <w:pPr>
+        <w:rPr>
+          <w:lang w:val="es-ES"/>
+        </w:rPr>
+      </w:pPr>
+    </w:p>
+    <w:p>
+      <w:pPr>
         <w:pStyle w:val="Ttulo2"/>
         <w:rPr>
           <w:lang w:val="es-ES"/>
@@ -1509,6 +1518,52 @@
         </w:rPr>
         <w:t>Gestiona el caso en que el archivo no exista.</w:t>
       </w:r>
+      <w:r>
+        <w:rPr>
+          <w:lang w:val="es-ES"/>
+        </w:rPr>
+        <w:br/>
+      </w:r>
+      <w:r>
+        <w:rPr>
+          <w:lang w:val="es-ES"/>
+        </w:rPr>
+        <w:drawing>
+          <wp:inline distT="0" distB="0" distL="0" distR="0" wp14:anchorId="3F41905E" wp14:editId="514C3C77">
+            <wp:extent cx="4277322" cy="2162477"/>
+            <wp:effectExtent l="0" t="0" r="9525" b="9525"/>
+            <wp:docPr id="1201191786" name="Imagen 1"/>
+            <wp:cNvGraphicFramePr>
+              <a:graphicFrameLocks xmlns:a="http://schemas.openxmlformats.org/drawingml/2006/main" noChangeAspect="1"/>
+            </wp:cNvGraphicFramePr>
+            <a:graphic xmlns:a="http://schemas.openxmlformats.org/drawingml/2006/main">
+              <a:graphicData uri="http://schemas.openxmlformats.org/drawingml/2006/picture">
+                <pic:pic xmlns:pic="http://schemas.openxmlformats.org/drawingml/2006/picture">
+                  <pic:nvPicPr>
+                    <pic:cNvPr id="1201191786" name=""/>
+                    <pic:cNvPicPr/>
+                  </pic:nvPicPr>
+                  <pic:blipFill>
+                    <a:blip r:embed="rId17"/>
+                    <a:stretch>
+                      <a:fillRect/>
+                    </a:stretch>
+                  </pic:blipFill>
+                  <pic:spPr>
+                    <a:xfrm>
+                      <a:off x="0" y="0"/>
+                      <a:ext cx="4277322" cy="2162477"/>
+                    </a:xfrm>
+                    <a:prstGeom prst="rect">
+                      <a:avLst/>
+                    </a:prstGeom>
+                  </pic:spPr>
+                </pic:pic>
+              </a:graphicData>
+            </a:graphic>
+          </wp:inline>
+        </w:drawing>
+      </w:r>
     </w:p>
     <w:p>
       <w:pPr>
@@ -1548,6 +1603,7 @@
           <w:b/>
           <w:lang w:val="es-ES"/>
         </w:rPr>
+        <w:lastRenderedPageBreak/>
         <w:t xml:space="preserve">Ampliación: </w:t>
       </w:r>
       <w:r>
@@ -1555,6 +1611,52 @@
           <w:lang w:val="es-ES"/>
         </w:rPr>
         <w:t>Usa el módulo csv.</w:t>
+      </w:r>
+      <w:r>
+        <w:rPr>
+          <w:lang w:val="es-ES"/>
+        </w:rPr>
+        <w:br/>
+      </w:r>
+      <w:r>
+        <w:rPr>
+          <w:lang w:val="es-ES"/>
+        </w:rPr>
+        <w:drawing>
+          <wp:inline distT="0" distB="0" distL="0" distR="0" wp14:anchorId="54263F54" wp14:editId="07678ED0">
+            <wp:extent cx="6499225" cy="1772920"/>
+            <wp:effectExtent l="0" t="0" r="0" b="0"/>
+            <wp:docPr id="1619114676" name="Imagen 1"/>
+            <wp:cNvGraphicFramePr>
+              <a:graphicFrameLocks xmlns:a="http://schemas.openxmlformats.org/drawingml/2006/main" noChangeAspect="1"/>
+            </wp:cNvGraphicFramePr>
+            <a:graphic xmlns:a="http://schemas.openxmlformats.org/drawingml/2006/main">
+              <a:graphicData uri="http://schemas.openxmlformats.org/drawingml/2006/picture">
+                <pic:pic xmlns:pic="http://schemas.openxmlformats.org/drawingml/2006/picture">
+                  <pic:nvPicPr>
+                    <pic:cNvPr id="1619114676" name=""/>
+                    <pic:cNvPicPr/>
+                  </pic:nvPicPr>
+                  <pic:blipFill>
+                    <a:blip r:embed="rId18"/>
+                    <a:stretch>
+                      <a:fillRect/>
+                    </a:stretch>
+                  </pic:blipFill>
+                  <pic:spPr>
+                    <a:xfrm>
+                      <a:off x="0" y="0"/>
+                      <a:ext cx="6499225" cy="1772920"/>
+                    </a:xfrm>
+                    <a:prstGeom prst="rect">
+                      <a:avLst/>
+                    </a:prstGeom>
+                  </pic:spPr>
+                </pic:pic>
+              </a:graphicData>
+            </a:graphic>
+          </wp:inline>
+        </w:drawing>
       </w:r>
     </w:p>
     <w:p>
@@ -1696,7 +1798,6 @@
         <w:rPr>
           <w:lang w:val="es-ES"/>
         </w:rPr>
-        <w:lastRenderedPageBreak/>
         <w:t>Ejercicio 13. Clase CuentaBancaria</w:t>
       </w:r>
     </w:p>
@@ -1885,6 +1986,7 @@
         <w:rPr>
           <w:lang w:val="es-ES"/>
         </w:rPr>
+        <w:lastRenderedPageBreak/>
         <w:t>Bloque 5 · Módulos, fechas y utilidades</w:t>
       </w:r>
     </w:p>
@@ -2107,7 +2209,6 @@
         <w:rPr>
           <w:lang w:val="es-ES"/>
         </w:rPr>
-        <w:lastRenderedPageBreak/>
         <w:t>Bloque 6 · Bases de datos con SQLite</w:t>
       </w:r>
     </w:p>
